--- a/BiomechanicsToolbox.docx
+++ b/BiomechanicsToolbox.docx
@@ -1705,9 +1705,9 @@
           <w:color w:val="auto"/>
         </w:rPr>
       </w:pPr>
-      <w:bookmarkStart w:id="0" w:name="_Toc151895635"/>
-      <w:bookmarkStart w:id="1" w:name="_Toc151896035"/>
-      <w:bookmarkStart w:id="2" w:name="_Toc152779066"/>
+      <w:bookmarkStart w:id="0" w:name="_Toc152779066"/>
+      <w:bookmarkStart w:id="1" w:name="_Toc151895635"/>
+      <w:bookmarkStart w:id="2" w:name="_Toc151896035"/>
       <w:r>
         <w:rPr>
           <w:rFonts w:ascii="Times New Roman" w:hAnsi="Times New Roman" w:cs="Times New Roman"/>
@@ -1716,7 +1716,7 @@
         <w:lastRenderedPageBreak/>
         <w:t>License</w:t>
       </w:r>
-      <w:bookmarkEnd w:id="2"/>
+      <w:bookmarkEnd w:id="0"/>
     </w:p>
     <w:p>
       <w:pPr>
@@ -2143,7 +2143,15 @@
         <w:t>Toolbox</w:t>
       </w:r>
       <w:r>
-        <w:t xml:space="preserve"> is distributed in the hope that it will be useful, but WITHOUT ANY WARRANTY; without even the implied warranty of MERCHANTABILITY or FITNESS FOR A PARTICULAR PURPOSE. See the GNU General Public License for more details.</w:t>
+        <w:t xml:space="preserve"> is distributed in the hope that it will be useful, but WITHOUT ANY </w:t>
+      </w:r>
+      <w:proofErr w:type="gramStart"/>
+      <w:r>
+        <w:t>WARRANTY;</w:t>
+      </w:r>
+      <w:proofErr w:type="gramEnd"/>
+      <w:r>
+        <w:t xml:space="preserve"> without even the implied warranty of MERCHANTABILITY or FITNESS FOR A PARTICULAR PURPOSE. See the GNU General Public License for more details.</w:t>
       </w:r>
     </w:p>
     <w:p>
@@ -2199,8 +2207,8 @@
         <w:lastRenderedPageBreak/>
         <w:t>P</w:t>
       </w:r>
-      <w:bookmarkEnd w:id="0"/>
       <w:bookmarkEnd w:id="1"/>
+      <w:bookmarkEnd w:id="2"/>
       <w:r>
         <w:rPr>
           <w:rFonts w:ascii="Times New Roman" w:hAnsi="Times New Roman" w:cs="Times New Roman"/>
@@ -2662,7 +2670,25 @@
           <w:sz w:val="24"/>
           <w:szCs w:val="24"/>
         </w:rPr>
-        <w:t xml:space="preserve">,’ where S corresponds to the subject number, C corresponds to the condition (gait, cycling, stair climb, etc), and T corresponds to the trial number. </w:t>
+        <w:t xml:space="preserve">,’ where S corresponds to the subject number, C corresponds to the condition (gait, cycling, stair climb, </w:t>
+      </w:r>
+      <w:proofErr w:type="spellStart"/>
+      <w:r>
+        <w:rPr>
+          <w:rFonts w:ascii="Times New Roman" w:hAnsi="Times New Roman" w:cs="Times New Roman"/>
+          <w:sz w:val="24"/>
+          <w:szCs w:val="24"/>
+        </w:rPr>
+        <w:t>etc</w:t>
+      </w:r>
+      <w:proofErr w:type="spellEnd"/>
+      <w:r>
+        <w:rPr>
+          <w:rFonts w:ascii="Times New Roman" w:hAnsi="Times New Roman" w:cs="Times New Roman"/>
+          <w:sz w:val="24"/>
+          <w:szCs w:val="24"/>
+        </w:rPr>
+        <w:t xml:space="preserve">), and T corresponds to the trial number. </w:t>
       </w:r>
       <w:r>
         <w:rPr>
@@ -2742,7 +2768,25 @@
           <w:sz w:val="24"/>
           <w:szCs w:val="24"/>
         </w:rPr>
-        <w:t xml:space="preserve">ROM, etc) are </w:t>
+        <w:t xml:space="preserve">ROM, </w:t>
+      </w:r>
+      <w:proofErr w:type="spellStart"/>
+      <w:r>
+        <w:rPr>
+          <w:rFonts w:ascii="Times New Roman" w:hAnsi="Times New Roman" w:cs="Times New Roman"/>
+          <w:sz w:val="24"/>
+          <w:szCs w:val="24"/>
+        </w:rPr>
+        <w:t>etc</w:t>
+      </w:r>
+      <w:proofErr w:type="spellEnd"/>
+      <w:r>
+        <w:rPr>
+          <w:rFonts w:ascii="Times New Roman" w:hAnsi="Times New Roman" w:cs="Times New Roman"/>
+          <w:sz w:val="24"/>
+          <w:szCs w:val="24"/>
+        </w:rPr>
+        <w:t xml:space="preserve">) are </w:t>
       </w:r>
       <w:r>
         <w:rPr>
@@ -2784,8 +2828,36 @@
           <w:sz w:val="24"/>
           <w:szCs w:val="24"/>
         </w:rPr>
-        <w:t xml:space="preserve"> Variable names should be named along the lines of “HipAngle” and “KneePower</w:t>
-      </w:r>
+        <w:t xml:space="preserve"> Variable names should be named along the lines of “</w:t>
+      </w:r>
+      <w:proofErr w:type="spellStart"/>
+      <w:r>
+        <w:rPr>
+          <w:rFonts w:ascii="Times New Roman" w:hAnsi="Times New Roman" w:cs="Times New Roman"/>
+          <w:sz w:val="24"/>
+          <w:szCs w:val="24"/>
+        </w:rPr>
+        <w:t>HipAngle</w:t>
+      </w:r>
+      <w:proofErr w:type="spellEnd"/>
+      <w:r>
+        <w:rPr>
+          <w:rFonts w:ascii="Times New Roman" w:hAnsi="Times New Roman" w:cs="Times New Roman"/>
+          <w:sz w:val="24"/>
+          <w:szCs w:val="24"/>
+        </w:rPr>
+        <w:t>” and “</w:t>
+      </w:r>
+      <w:proofErr w:type="spellStart"/>
+      <w:r>
+        <w:rPr>
+          <w:rFonts w:ascii="Times New Roman" w:hAnsi="Times New Roman" w:cs="Times New Roman"/>
+          <w:sz w:val="24"/>
+          <w:szCs w:val="24"/>
+        </w:rPr>
+        <w:t>KneePower</w:t>
+      </w:r>
+      <w:proofErr w:type="spellEnd"/>
       <w:r>
         <w:rPr>
           <w:rFonts w:ascii="Times New Roman" w:hAnsi="Times New Roman" w:cs="Times New Roman"/>
@@ -2844,7 +2916,25 @@
           <w:sz w:val="24"/>
           <w:szCs w:val="24"/>
         </w:rPr>
-        <w:t xml:space="preserve">Additionally, script files using the V3D ‘Export_Data_to_ASCII’ pipeline command should ideally export </w:t>
+        <w:t>Additionally, script files using the V3D ‘</w:t>
+      </w:r>
+      <w:proofErr w:type="spellStart"/>
+      <w:r>
+        <w:rPr>
+          <w:rFonts w:ascii="Times New Roman" w:hAnsi="Times New Roman" w:cs="Times New Roman"/>
+          <w:sz w:val="24"/>
+          <w:szCs w:val="24"/>
+        </w:rPr>
+        <w:t>Export_Data_to_ASCII</w:t>
+      </w:r>
+      <w:proofErr w:type="spellEnd"/>
+      <w:r>
+        <w:rPr>
+          <w:rFonts w:ascii="Times New Roman" w:hAnsi="Times New Roman" w:cs="Times New Roman"/>
+          <w:sz w:val="24"/>
+          <w:szCs w:val="24"/>
+        </w:rPr>
+        <w:t xml:space="preserve">’ pipeline command should ideally export </w:t>
       </w:r>
       <w:r>
         <w:rPr>
@@ -3094,8 +3184,13 @@
       <w:pPr>
         <w:spacing w:after="0"/>
       </w:pPr>
-      <w:r>
-        <w:t>contourpy==1.2.0</w:t>
+      <w:proofErr w:type="spellStart"/>
+      <w:r>
+        <w:t>contourpy</w:t>
+      </w:r>
+      <w:proofErr w:type="spellEnd"/>
+      <w:r>
+        <w:t>==1.2.0</w:t>
       </w:r>
     </w:p>
     <w:p>
@@ -3110,16 +3205,26 @@
       <w:pPr>
         <w:spacing w:after="0"/>
       </w:pPr>
-      <w:r>
-        <w:t>fonttools==4.45.1</w:t>
+      <w:proofErr w:type="spellStart"/>
+      <w:r>
+        <w:t>fonttools</w:t>
+      </w:r>
+      <w:proofErr w:type="spellEnd"/>
+      <w:r>
+        <w:t>==4.45.1</w:t>
       </w:r>
     </w:p>
     <w:p>
       <w:pPr>
         <w:spacing w:after="0"/>
       </w:pPr>
-      <w:r>
-        <w:t>kiwisolver==1.4.5</w:t>
+      <w:proofErr w:type="spellStart"/>
+      <w:r>
+        <w:t>kiwisolver</w:t>
+      </w:r>
+      <w:proofErr w:type="spellEnd"/>
+      <w:r>
+        <w:t>==1.4.5</w:t>
       </w:r>
     </w:p>
     <w:p>
@@ -3134,8 +3239,13 @@
       <w:pPr>
         <w:spacing w:after="0"/>
       </w:pPr>
-      <w:r>
-        <w:t>numpy==1.26.2</w:t>
+      <w:proofErr w:type="spellStart"/>
+      <w:r>
+        <w:t>numpy</w:t>
+      </w:r>
+      <w:proofErr w:type="spellEnd"/>
+      <w:r>
+        <w:t>==1.26.2</w:t>
       </w:r>
     </w:p>
     <w:p>
@@ -3166,8 +3276,13 @@
       <w:pPr>
         <w:spacing w:after="0"/>
       </w:pPr>
-      <w:r>
-        <w:t>pyparsing==3.1.1</w:t>
+      <w:proofErr w:type="spellStart"/>
+      <w:r>
+        <w:t>pyparsing</w:t>
+      </w:r>
+      <w:proofErr w:type="spellEnd"/>
+      <w:r>
+        <w:t>==3.1.1</w:t>
       </w:r>
     </w:p>
     <w:p>
@@ -3175,15 +3290,28 @@
         <w:spacing w:after="0"/>
       </w:pPr>
       <w:r>
-        <w:t>python-dateutil==2.8.2</w:t>
+        <w:t>python-</w:t>
+      </w:r>
+      <w:proofErr w:type="spellStart"/>
+      <w:r>
+        <w:t>dateutil</w:t>
+      </w:r>
+      <w:proofErr w:type="spellEnd"/>
+      <w:r>
+        <w:t>==2.8.2</w:t>
       </w:r>
     </w:p>
     <w:p>
       <w:pPr>
         <w:spacing w:after="0"/>
       </w:pPr>
-      <w:r>
-        <w:t>pytz==2023.3.post1</w:t>
+      <w:proofErr w:type="spellStart"/>
+      <w:r>
+        <w:t>pytz</w:t>
+      </w:r>
+      <w:proofErr w:type="spellEnd"/>
+      <w:r>
+        <w:t>==2023.3.post1</w:t>
       </w:r>
     </w:p>
     <w:p>
@@ -3198,8 +3326,13 @@
       <w:pPr>
         <w:spacing w:after="0"/>
       </w:pPr>
-      <w:r>
-        <w:t>scipy==1.11.4</w:t>
+      <w:proofErr w:type="spellStart"/>
+      <w:r>
+        <w:t>scipy</w:t>
+      </w:r>
+      <w:proofErr w:type="spellEnd"/>
+      <w:r>
+        <w:t>==1.11.4</w:t>
       </w:r>
     </w:p>
     <w:p>
@@ -3222,16 +3355,26 @@
       <w:pPr>
         <w:spacing w:after="0"/>
       </w:pPr>
-      <w:r>
-        <w:t>ttkbootstrap==1.10.1</w:t>
+      <w:proofErr w:type="spellStart"/>
+      <w:r>
+        <w:t>ttkbootstrap</w:t>
+      </w:r>
+      <w:proofErr w:type="spellEnd"/>
+      <w:r>
+        <w:t>==1.10.1</w:t>
       </w:r>
     </w:p>
     <w:p>
       <w:pPr>
         <w:spacing w:after="0"/>
       </w:pPr>
-      <w:r>
-        <w:t>tzdata==2023.3</w:t>
+      <w:proofErr w:type="spellStart"/>
+      <w:r>
+        <w:t>tzdata</w:t>
+      </w:r>
+      <w:proofErr w:type="spellEnd"/>
+      <w:r>
+        <w:t>==2023.3</w:t>
       </w:r>
     </w:p>
     <w:p>
@@ -4609,9 +4752,9 @@
           <w:color w:val="auto"/>
         </w:rPr>
       </w:pPr>
-      <w:bookmarkStart w:id="15" w:name="_Toc151895638"/>
-      <w:bookmarkStart w:id="16" w:name="_Toc151896039"/>
-      <w:bookmarkStart w:id="17" w:name="_Toc152779075"/>
+      <w:bookmarkStart w:id="15" w:name="_Toc152779075"/>
+      <w:bookmarkStart w:id="16" w:name="_Toc151895638"/>
+      <w:bookmarkStart w:id="17" w:name="_Toc151896039"/>
       <w:r>
         <w:rPr>
           <w:rFonts w:ascii="Times New Roman" w:hAnsi="Times New Roman" w:cs="Times New Roman"/>
@@ -4620,7 +4763,7 @@
         <w:lastRenderedPageBreak/>
         <w:t>Saving and Loading Tab Parameters</w:t>
       </w:r>
-      <w:bookmarkEnd w:id="17"/>
+      <w:bookmarkEnd w:id="15"/>
     </w:p>
     <w:p>
       <w:pPr>
@@ -4696,10 +4839,10 @@
           <w:szCs w:val="24"/>
         </w:rPr>
         <w:drawing>
-          <wp:inline distT="0" distB="0" distL="0" distR="0" wp14:anchorId="425AAEA3" wp14:editId="22DCB16B">
-            <wp:extent cx="4171950" cy="4129950"/>
-            <wp:effectExtent l="19050" t="19050" r="19050" b="23495"/>
-            <wp:docPr id="1013703207" name="Picture 18"/>
+          <wp:inline distT="0" distB="0" distL="0" distR="0" wp14:anchorId="08D27425" wp14:editId="376CF612">
+            <wp:extent cx="4240066" cy="4183380"/>
+            <wp:effectExtent l="19050" t="19050" r="27305" b="26670"/>
+            <wp:docPr id="1091087685" name="Picture 1"/>
             <wp:cNvGraphicFramePr>
               <a:graphicFrameLocks xmlns:a="http://schemas.openxmlformats.org/drawingml/2006/main" noChangeAspect="1"/>
             </wp:cNvGraphicFramePr>
@@ -4707,7 +4850,7 @@
               <a:graphicData uri="http://schemas.openxmlformats.org/drawingml/2006/picture">
                 <pic:pic xmlns:pic="http://schemas.openxmlformats.org/drawingml/2006/picture">
                   <pic:nvPicPr>
-                    <pic:cNvPr id="0" name="Picture 18"/>
+                    <pic:cNvPr id="0" name="Picture 1"/>
                     <pic:cNvPicPr>
                       <a:picLocks noChangeAspect="1" noChangeArrowheads="1"/>
                     </pic:cNvPicPr>
@@ -4728,7 +4871,7 @@
                   <pic:spPr bwMode="auto">
                     <a:xfrm>
                       <a:off x="0" y="0"/>
-                      <a:ext cx="4173114" cy="4131102"/>
+                      <a:ext cx="4251731" cy="4194890"/>
                     </a:xfrm>
                     <a:prstGeom prst="rect">
                       <a:avLst/>
@@ -4748,6 +4891,16 @@
           </wp:inline>
         </w:drawing>
       </w:r>
+    </w:p>
+    <w:p>
+      <w:pPr>
+        <w:jc w:val="center"/>
+        <w:rPr>
+          <w:rFonts w:ascii="Times New Roman" w:hAnsi="Times New Roman" w:cs="Times New Roman"/>
+          <w:sz w:val="24"/>
+          <w:szCs w:val="24"/>
+        </w:rPr>
+      </w:pPr>
       <w:r>
         <w:rPr>
           <w:rFonts w:ascii="Times New Roman" w:hAnsi="Times New Roman" w:cs="Times New Roman"/>
@@ -4756,7 +4909,7 @@
           <w:szCs w:val="24"/>
         </w:rPr>
         <w:drawing>
-          <wp:inline distT="0" distB="0" distL="0" distR="0" wp14:anchorId="230A283B" wp14:editId="40A3F437">
+          <wp:inline distT="0" distB="0" distL="0" distR="0" wp14:anchorId="230A283B" wp14:editId="01230D86">
             <wp:extent cx="3295650" cy="1047750"/>
             <wp:effectExtent l="19050" t="19050" r="19050" b="19050"/>
             <wp:docPr id="493919729" name="Picture 17" descr="A screen shot of a computer&#10;&#10;Description automatically generated"/>
@@ -4827,10 +4980,10 @@
         </w:rPr>
         <w:lastRenderedPageBreak/>
         <w:drawing>
-          <wp:inline distT="0" distB="0" distL="0" distR="0" wp14:anchorId="3094904A" wp14:editId="214BE522">
-            <wp:extent cx="3562350" cy="3508647"/>
-            <wp:effectExtent l="19050" t="19050" r="19050" b="15875"/>
-            <wp:docPr id="1818238331" name="Picture 19"/>
+          <wp:inline distT="0" distB="0" distL="0" distR="0" wp14:anchorId="58FB37B1" wp14:editId="10131396">
+            <wp:extent cx="4069080" cy="4014535"/>
+            <wp:effectExtent l="19050" t="19050" r="26670" b="24130"/>
+            <wp:docPr id="101877272" name="Picture 2"/>
             <wp:cNvGraphicFramePr>
               <a:graphicFrameLocks xmlns:a="http://schemas.openxmlformats.org/drawingml/2006/main" noChangeAspect="1"/>
             </wp:cNvGraphicFramePr>
@@ -4838,7 +4991,7 @@
               <a:graphicData uri="http://schemas.openxmlformats.org/drawingml/2006/picture">
                 <pic:pic xmlns:pic="http://schemas.openxmlformats.org/drawingml/2006/picture">
                   <pic:nvPicPr>
-                    <pic:cNvPr id="0" name="Picture 19"/>
+                    <pic:cNvPr id="0" name="Picture 2"/>
                     <pic:cNvPicPr>
                       <a:picLocks noChangeAspect="1" noChangeArrowheads="1"/>
                     </pic:cNvPicPr>
@@ -4859,7 +5012,7 @@
                   <pic:spPr bwMode="auto">
                     <a:xfrm>
                       <a:off x="0" y="0"/>
-                      <a:ext cx="3565653" cy="3511900"/>
+                      <a:ext cx="4072598" cy="4018006"/>
                     </a:xfrm>
                     <a:prstGeom prst="rect">
                       <a:avLst/>
@@ -4879,6 +5032,16 @@
           </wp:inline>
         </w:drawing>
       </w:r>
+    </w:p>
+    <w:p>
+      <w:pPr>
+        <w:jc w:val="center"/>
+        <w:rPr>
+          <w:rFonts w:ascii="Times New Roman" w:hAnsi="Times New Roman" w:cs="Times New Roman"/>
+          <w:sz w:val="24"/>
+          <w:szCs w:val="24"/>
+        </w:rPr>
+      </w:pPr>
       <w:r>
         <w:rPr>
           <w:rFonts w:ascii="Times New Roman" w:hAnsi="Times New Roman" w:cs="Times New Roman"/>
@@ -4887,7 +5050,7 @@
           <w:szCs w:val="24"/>
         </w:rPr>
         <w:drawing>
-          <wp:inline distT="0" distB="0" distL="0" distR="0" wp14:anchorId="5C4127EA" wp14:editId="1937DA3B">
+          <wp:inline distT="0" distB="0" distL="0" distR="0" wp14:anchorId="5C4127EA" wp14:editId="3C63CA5C">
             <wp:extent cx="4648200" cy="2277306"/>
             <wp:effectExtent l="19050" t="19050" r="19050" b="27940"/>
             <wp:docPr id="374904491" name="Picture 20"/>
@@ -4904,7 +5067,7 @@
                     </pic:cNvPicPr>
                   </pic:nvPicPr>
                   <pic:blipFill rotWithShape="1">
-                    <a:blip r:embed="rId17">
+                    <a:blip r:embed="rId20">
                       <a:extLst>
                         <a:ext uri="{28A0092B-C50C-407E-A947-70E740481C1C}">
                           <a14:useLocalDpi xmlns:a14="http://schemas.microsoft.com/office/drawing/2010/main" val="0"/>
@@ -5057,8 +5220,8 @@
         </w:rPr>
         <w:t>Script Gen</w:t>
       </w:r>
-      <w:bookmarkEnd w:id="15"/>
       <w:bookmarkEnd w:id="16"/>
+      <w:bookmarkEnd w:id="17"/>
       <w:bookmarkEnd w:id="18"/>
     </w:p>
     <w:p>
@@ -5177,7 +5340,7 @@
                     </pic:cNvPicPr>
                   </pic:nvPicPr>
                   <pic:blipFill rotWithShape="1">
-                    <a:blip r:embed="rId20">
+                    <a:blip r:embed="rId21">
                       <a:extLst>
                         <a:ext uri="{28A0092B-C50C-407E-A947-70E740481C1C}">
                           <a14:useLocalDpi xmlns:a14="http://schemas.microsoft.com/office/drawing/2010/main" val="0"/>
@@ -5327,7 +5490,25 @@
           <w:sz w:val="24"/>
           <w:szCs w:val="24"/>
         </w:rPr>
-        <w:t xml:space="preserve">Model Template File (string): Specify the full path to the Visual 3D model file (.mdh) </w:t>
+        <w:t>Model Template File (string): Specify the full path to the Visual 3D model file (.</w:t>
+      </w:r>
+      <w:proofErr w:type="spellStart"/>
+      <w:r>
+        <w:rPr>
+          <w:rFonts w:ascii="Times New Roman" w:hAnsi="Times New Roman" w:cs="Times New Roman"/>
+          <w:sz w:val="24"/>
+          <w:szCs w:val="24"/>
+        </w:rPr>
+        <w:t>mdh</w:t>
+      </w:r>
+      <w:proofErr w:type="spellEnd"/>
+      <w:r>
+        <w:rPr>
+          <w:rFonts w:ascii="Times New Roman" w:hAnsi="Times New Roman" w:cs="Times New Roman"/>
+          <w:sz w:val="24"/>
+          <w:szCs w:val="24"/>
+        </w:rPr>
+        <w:t xml:space="preserve">) </w:t>
       </w:r>
       <w:r>
         <w:rPr>
@@ -5571,7 +5752,7 @@
                     </pic:cNvPicPr>
                   </pic:nvPicPr>
                   <pic:blipFill>
-                    <a:blip r:embed="rId21">
+                    <a:blip r:embed="rId22">
                       <a:extLst>
                         <a:ext uri="{28A0092B-C50C-407E-A947-70E740481C1C}">
                           <a14:useLocalDpi xmlns:a14="http://schemas.microsoft.com/office/drawing/2010/main" val="0"/>
@@ -5932,7 +6113,7 @@
                     </pic:cNvPicPr>
                   </pic:nvPicPr>
                   <pic:blipFill>
-                    <a:blip r:embed="rId22">
+                    <a:blip r:embed="rId23">
                       <a:extLst>
                         <a:ext uri="{28A0092B-C50C-407E-A947-70E740481C1C}">
                           <a14:useLocalDpi xmlns:a14="http://schemas.microsoft.com/office/drawing/2010/main" val="0"/>
@@ -6087,7 +6268,7 @@
                     </pic:cNvPicPr>
                   </pic:nvPicPr>
                   <pic:blipFill>
-                    <a:blip r:embed="rId23">
+                    <a:blip r:embed="rId24">
                       <a:extLst>
                         <a:ext uri="{28A0092B-C50C-407E-A947-70E740481C1C}">
                           <a14:useLocalDpi xmlns:a14="http://schemas.microsoft.com/office/drawing/2010/main" val="0"/>
@@ -6145,7 +6326,7 @@
                     </pic:cNvPicPr>
                   </pic:nvPicPr>
                   <pic:blipFill>
-                    <a:blip r:embed="rId24">
+                    <a:blip r:embed="rId25">
                       <a:extLst>
                         <a:ext uri="{28A0092B-C50C-407E-A947-70E740481C1C}">
                           <a14:useLocalDpi xmlns:a14="http://schemas.microsoft.com/office/drawing/2010/main" val="0"/>
@@ -6269,7 +6450,27 @@
         <w:rPr>
           <w:rFonts w:ascii="Times New Roman" w:hAnsi="Times New Roman" w:cs="Times New Roman"/>
         </w:rPr>
-        <w:t>, normalized and optionally graphed if desired.</w:t>
+        <w:t xml:space="preserve">, </w:t>
+      </w:r>
+      <w:proofErr w:type="gramStart"/>
+      <w:r>
+        <w:rPr>
+          <w:rFonts w:ascii="Times New Roman" w:hAnsi="Times New Roman" w:cs="Times New Roman"/>
+        </w:rPr>
+        <w:t>normalized</w:t>
+      </w:r>
+      <w:proofErr w:type="gramEnd"/>
+      <w:r>
+        <w:rPr>
+          <w:rFonts w:ascii="Times New Roman" w:hAnsi="Times New Roman" w:cs="Times New Roman"/>
+        </w:rPr>
+        <w:t xml:space="preserve"> and optionally graphed if desired.</w:t>
+      </w:r>
+      <w:r>
+        <w:rPr>
+          <w:rFonts w:ascii="Times New Roman" w:hAnsi="Times New Roman" w:cs="Times New Roman"/>
+        </w:rPr>
+        <w:t xml:space="preserve"> Sensor numbers for muscles can also be changed within scripts from this function.</w:t>
       </w:r>
     </w:p>
     <w:p>
@@ -6468,10 +6669,10 @@
           <w:noProof/>
         </w:rPr>
         <w:drawing>
-          <wp:inline distT="0" distB="0" distL="0" distR="0" wp14:anchorId="22CFA569" wp14:editId="56BD9ECA">
-            <wp:extent cx="4010025" cy="4037176"/>
-            <wp:effectExtent l="19050" t="19050" r="9525" b="20955"/>
-            <wp:docPr id="461811608" name="Picture 9"/>
+          <wp:inline distT="0" distB="0" distL="0" distR="0" wp14:anchorId="46BDCF49" wp14:editId="44FC78C7">
+            <wp:extent cx="3848100" cy="3781400"/>
+            <wp:effectExtent l="19050" t="19050" r="19050" b="10160"/>
+            <wp:docPr id="1840308067" name="Picture 3"/>
             <wp:cNvGraphicFramePr>
               <a:graphicFrameLocks xmlns:a="http://schemas.openxmlformats.org/drawingml/2006/main" noChangeAspect="1"/>
             </wp:cNvGraphicFramePr>
@@ -6479,62 +6680,40 @@
               <a:graphicData uri="http://schemas.openxmlformats.org/drawingml/2006/picture">
                 <pic:pic xmlns:pic="http://schemas.openxmlformats.org/drawingml/2006/picture">
                   <pic:nvPicPr>
-                    <pic:cNvPr id="0" name="Picture 9"/>
+                    <pic:cNvPr id="0" name="Picture 3"/>
                     <pic:cNvPicPr>
                       <a:picLocks noChangeAspect="1" noChangeArrowheads="1"/>
                     </pic:cNvPicPr>
                   </pic:nvPicPr>
-                  <pic:blipFill rotWithShape="1">
-                    <a:blip r:embed="rId25">
+                  <pic:blipFill>
+                    <a:blip r:embed="rId26">
                       <a:extLst>
                         <a:ext uri="{28A0092B-C50C-407E-A947-70E740481C1C}">
                           <a14:useLocalDpi xmlns:a14="http://schemas.microsoft.com/office/drawing/2010/main" val="0"/>
                         </a:ext>
                       </a:extLst>
                     </a:blip>
-                    <a:srcRect b="9602"/>
-                    <a:stretch/>
+                    <a:srcRect/>
+                    <a:stretch>
+                      <a:fillRect/>
+                    </a:stretch>
                   </pic:blipFill>
                   <pic:spPr bwMode="auto">
                     <a:xfrm>
                       <a:off x="0" y="0"/>
-                      <a:ext cx="4011140" cy="4038298"/>
+                      <a:ext cx="3851646" cy="3784885"/>
                     </a:xfrm>
                     <a:prstGeom prst="rect">
                       <a:avLst/>
                     </a:prstGeom>
                     <a:noFill/>
-                    <a:ln w="9525" cap="flat" cmpd="sng" algn="ctr">
+                    <a:ln>
                       <a:solidFill>
-                        <a:srgbClr val="E7E6E6">
+                        <a:schemeClr val="bg2">
                           <a:lumMod val="75000"/>
-                        </a:srgbClr>
+                        </a:schemeClr>
                       </a:solidFill>
-                      <a:prstDash val="solid"/>
-                      <a:round/>
-                      <a:headEnd type="none" w="med" len="med"/>
-                      <a:tailEnd type="none" w="med" len="med"/>
-                      <a:extLst>
-                        <a:ext uri="{C807C97D-BFC1-408E-A445-0C87EB9F89A2}">
-                          <ask:lineSketchStyleProps xmlns:ask="http://schemas.microsoft.com/office/drawing/2018/sketchyshapes" sd="0">
-                            <a:custGeom>
-                              <a:avLst/>
-                              <a:gdLst/>
-                              <a:ahLst/>
-                              <a:cxnLst/>
-                              <a:rect l="0" t="0" r="0" b="0"/>
-                              <a:pathLst/>
-                            </a:custGeom>
-                            <ask:type/>
-                          </ask:lineSketchStyleProps>
-                        </a:ext>
-                      </a:extLst>
                     </a:ln>
-                    <a:extLst>
-                      <a:ext uri="{53640926-AAD7-44D8-BBD7-CCE9431645EC}">
-                        <a14:shadowObscured xmlns:a14="http://schemas.microsoft.com/office/drawing/2010/main"/>
-                      </a:ext>
-                    </a:extLst>
                   </pic:spPr>
                 </pic:pic>
               </a:graphicData>
@@ -6845,8 +7024,18 @@
           <w:sz w:val="24"/>
           <w:szCs w:val="24"/>
         </w:rPr>
-        <w:t xml:space="preserve">option </w:t>
-      </w:r>
+        <w:t>option here could be ‘_walk.txt’ to select all related files. This string should be specific enough to exclude other files present if they are not currently of interest.</w:t>
+      </w:r>
+    </w:p>
+    <w:p>
+      <w:pPr>
+        <w:ind w:left="720" w:hanging="720"/>
+        <w:rPr>
+          <w:rFonts w:ascii="Times New Roman" w:hAnsi="Times New Roman" w:cs="Times New Roman"/>
+          <w:sz w:val="24"/>
+          <w:szCs w:val="24"/>
+        </w:rPr>
+      </w:pPr>
       <w:r>
         <w:rPr>
           <w:rFonts w:ascii="Times New Roman" w:hAnsi="Times New Roman" w:cs="Times New Roman"/>
@@ -6854,24 +7043,6 @@
           <w:szCs w:val="24"/>
         </w:rPr>
         <w:lastRenderedPageBreak/>
-        <w:t>here could be ‘_walk.txt’ to select all related files. This string should be specific enough to exclude other files present if they are not currently of interest.</w:t>
-      </w:r>
-    </w:p>
-    <w:p>
-      <w:pPr>
-        <w:ind w:left="720" w:hanging="720"/>
-        <w:rPr>
-          <w:rFonts w:ascii="Times New Roman" w:hAnsi="Times New Roman" w:cs="Times New Roman"/>
-          <w:sz w:val="24"/>
-          <w:szCs w:val="24"/>
-        </w:rPr>
-      </w:pPr>
-      <w:r>
-        <w:rPr>
-          <w:rFonts w:ascii="Times New Roman" w:hAnsi="Times New Roman" w:cs="Times New Roman"/>
-          <w:sz w:val="24"/>
-          <w:szCs w:val="24"/>
-        </w:rPr>
         <w:t>File Save Name (string): Specify the filename you would like the output to be saved to. Do not add a file extension, as the default extension is .TXT.</w:t>
       </w:r>
     </w:p>
@@ -6973,7 +7144,7 @@
                     </pic:cNvPicPr>
                   </pic:nvPicPr>
                   <pic:blipFill>
-                    <a:blip r:embed="rId26">
+                    <a:blip r:embed="rId27">
                       <a:extLst>
                         <a:ext uri="{28A0092B-C50C-407E-A947-70E740481C1C}">
                           <a14:useLocalDpi xmlns:a14="http://schemas.microsoft.com/office/drawing/2010/main" val="0"/>
@@ -7100,7 +7271,7 @@
                     </pic:cNvPicPr>
                   </pic:nvPicPr>
                   <pic:blipFill>
-                    <a:blip r:embed="rId27">
+                    <a:blip r:embed="rId28">
                       <a:extLst>
                         <a:ext uri="{28A0092B-C50C-407E-A947-70E740481C1C}">
                           <a14:useLocalDpi xmlns:a14="http://schemas.microsoft.com/office/drawing/2010/main" val="0"/>
@@ -7271,15 +7442,51 @@
           <w:sz w:val="24"/>
           <w:szCs w:val="24"/>
         </w:rPr>
-        <w:t xml:space="preserve">In Figure 12, ‘RightAnkleAngle’ is seen repeated three times. The purpose of this is to have a </w:t>
-      </w:r>
-      <w:r>
-        <w:rPr>
-          <w:rFonts w:ascii="Times New Roman" w:hAnsi="Times New Roman" w:cs="Times New Roman"/>
-          <w:sz w:val="24"/>
-          <w:szCs w:val="24"/>
-        </w:rPr>
-        <w:t xml:space="preserve">string for each component present in row three, which has (1,1,1), indicating that X, Y, and Z are present. If this entry was (1,0,1), then ‘RightAnkleAngle’ would only be repeated once. </w:t>
+        <w:t>In Figure 12, ‘</w:t>
+      </w:r>
+      <w:proofErr w:type="spellStart"/>
+      <w:r>
+        <w:rPr>
+          <w:rFonts w:ascii="Times New Roman" w:hAnsi="Times New Roman" w:cs="Times New Roman"/>
+          <w:sz w:val="24"/>
+          <w:szCs w:val="24"/>
+        </w:rPr>
+        <w:t>RightAnkleAngle</w:t>
+      </w:r>
+      <w:proofErr w:type="spellEnd"/>
+      <w:r>
+        <w:rPr>
+          <w:rFonts w:ascii="Times New Roman" w:hAnsi="Times New Roman" w:cs="Times New Roman"/>
+          <w:sz w:val="24"/>
+          <w:szCs w:val="24"/>
+        </w:rPr>
+        <w:t xml:space="preserve">’ is seen repeated three times. The purpose of this is to have a </w:t>
+      </w:r>
+      <w:r>
+        <w:rPr>
+          <w:rFonts w:ascii="Times New Roman" w:hAnsi="Times New Roman" w:cs="Times New Roman"/>
+          <w:sz w:val="24"/>
+          <w:szCs w:val="24"/>
+        </w:rPr>
+        <w:t>string for each component present in row three, which has (1,1,1), indicating that X, Y, and Z are present. If this entry was (1,0,1), then ‘</w:t>
+      </w:r>
+      <w:proofErr w:type="spellStart"/>
+      <w:r>
+        <w:rPr>
+          <w:rFonts w:ascii="Times New Roman" w:hAnsi="Times New Roman" w:cs="Times New Roman"/>
+          <w:sz w:val="24"/>
+          <w:szCs w:val="24"/>
+        </w:rPr>
+        <w:t>RightAnkleAngle</w:t>
+      </w:r>
+      <w:proofErr w:type="spellEnd"/>
+      <w:r>
+        <w:rPr>
+          <w:rFonts w:ascii="Times New Roman" w:hAnsi="Times New Roman" w:cs="Times New Roman"/>
+          <w:sz w:val="24"/>
+          <w:szCs w:val="24"/>
+        </w:rPr>
+        <w:t xml:space="preserve">’ would only be repeated once. </w:t>
       </w:r>
       <w:r>
         <w:rPr>
@@ -7401,7 +7608,7 @@
                     </pic:cNvPicPr>
                   </pic:nvPicPr>
                   <pic:blipFill>
-                    <a:blip r:embed="rId28">
+                    <a:blip r:embed="rId29">
                       <a:extLst>
                         <a:ext uri="{28A0092B-C50C-407E-A947-70E740481C1C}">
                           <a14:useLocalDpi xmlns:a14="http://schemas.microsoft.com/office/drawing/2010/main" val="0"/>
@@ -7619,7 +7826,7 @@
                     </pic:cNvPicPr>
                   </pic:nvPicPr>
                   <pic:blipFill>
-                    <a:blip r:embed="rId29">
+                    <a:blip r:embed="rId30">
                       <a:extLst>
                         <a:ext uri="{28A0092B-C50C-407E-A947-70E740481C1C}">
                           <a14:useLocalDpi xmlns:a14="http://schemas.microsoft.com/office/drawing/2010/main" val="0"/>
@@ -7826,7 +8033,7 @@
                     </pic:cNvPicPr>
                   </pic:nvPicPr>
                   <pic:blipFill>
-                    <a:blip r:embed="rId30">
+                    <a:blip r:embed="rId31">
                       <a:extLst>
                         <a:ext uri="{28A0092B-C50C-407E-A947-70E740481C1C}">
                           <a14:useLocalDpi xmlns:a14="http://schemas.microsoft.com/office/drawing/2010/main" val="0"/>
@@ -8133,7 +8340,7 @@
                     </pic:cNvPicPr>
                   </pic:nvPicPr>
                   <pic:blipFill>
-                    <a:blip r:embed="rId31">
+                    <a:blip r:embed="rId32">
                       <a:extLst>
                         <a:ext uri="{28A0092B-C50C-407E-A947-70E740481C1C}">
                           <a14:useLocalDpi xmlns:a14="http://schemas.microsoft.com/office/drawing/2010/main" val="0"/>
@@ -8260,7 +8467,7 @@
                     </pic:cNvPicPr>
                   </pic:nvPicPr>
                   <pic:blipFill>
-                    <a:blip r:embed="rId32">
+                    <a:blip r:embed="rId33">
                       <a:extLst>
                         <a:ext uri="{28A0092B-C50C-407E-A947-70E740481C1C}">
                           <a14:useLocalDpi xmlns:a14="http://schemas.microsoft.com/office/drawing/2010/main" val="0"/>
@@ -8402,7 +8609,7 @@
                     </pic:cNvPicPr>
                   </pic:nvPicPr>
                   <pic:blipFill>
-                    <a:blip r:embed="rId33">
+                    <a:blip r:embed="rId34">
                       <a:extLst>
                         <a:ext uri="{28A0092B-C50C-407E-A947-70E740481C1C}">
                           <a14:useLocalDpi xmlns:a14="http://schemas.microsoft.com/office/drawing/2010/main" val="0"/>
@@ -8529,7 +8736,7 @@
                     </pic:cNvPicPr>
                   </pic:nvPicPr>
                   <pic:blipFill>
-                    <a:blip r:embed="rId34">
+                    <a:blip r:embed="rId35">
                       <a:extLst>
                         <a:ext uri="{28A0092B-C50C-407E-A947-70E740481C1C}">
                           <a14:useLocalDpi xmlns:a14="http://schemas.microsoft.com/office/drawing/2010/main" val="0"/>
@@ -8846,10 +9053,10 @@
           <w:noProof/>
         </w:rPr>
         <w:drawing>
-          <wp:inline distT="0" distB="0" distL="0" distR="0" wp14:anchorId="638FDAB3" wp14:editId="62D6B7F3">
-            <wp:extent cx="4124325" cy="3310495"/>
-            <wp:effectExtent l="19050" t="19050" r="9525" b="23495"/>
-            <wp:docPr id="1630511426" name="Picture 12"/>
+          <wp:inline distT="0" distB="0" distL="0" distR="0" wp14:anchorId="6FF94655" wp14:editId="700A68D0">
+            <wp:extent cx="3653790" cy="2948501"/>
+            <wp:effectExtent l="19050" t="19050" r="22860" b="23495"/>
+            <wp:docPr id="1981465554" name="Picture 4"/>
             <wp:cNvGraphicFramePr>
               <a:graphicFrameLocks xmlns:a="http://schemas.openxmlformats.org/drawingml/2006/main" noChangeAspect="1"/>
             </wp:cNvGraphicFramePr>
@@ -8857,267 +9064,7 @@
               <a:graphicData uri="http://schemas.openxmlformats.org/drawingml/2006/picture">
                 <pic:pic xmlns:pic="http://schemas.openxmlformats.org/drawingml/2006/picture">
                   <pic:nvPicPr>
-                    <pic:cNvPr id="0" name="Picture 12"/>
-                    <pic:cNvPicPr>
-                      <a:picLocks noChangeAspect="1" noChangeArrowheads="1"/>
-                    </pic:cNvPicPr>
-                  </pic:nvPicPr>
-                  <pic:blipFill>
-                    <a:blip r:embed="rId35">
-                      <a:extLst>
-                        <a:ext uri="{28A0092B-C50C-407E-A947-70E740481C1C}">
-                          <a14:useLocalDpi xmlns:a14="http://schemas.microsoft.com/office/drawing/2010/main" val="0"/>
-                        </a:ext>
-                      </a:extLst>
-                    </a:blip>
-                    <a:srcRect/>
-                    <a:stretch>
-                      <a:fillRect/>
-                    </a:stretch>
-                  </pic:blipFill>
-                  <pic:spPr bwMode="auto">
-                    <a:xfrm>
-                      <a:off x="0" y="0"/>
-                      <a:ext cx="4126444" cy="3312196"/>
-                    </a:xfrm>
-                    <a:prstGeom prst="rect">
-                      <a:avLst/>
-                    </a:prstGeom>
-                    <a:noFill/>
-                    <a:ln>
-                      <a:solidFill>
-                        <a:schemeClr val="bg2">
-                          <a:lumMod val="75000"/>
-                        </a:schemeClr>
-                      </a:solidFill>
-                    </a:ln>
-                  </pic:spPr>
-                </pic:pic>
-              </a:graphicData>
-            </a:graphic>
-          </wp:inline>
-        </w:drawing>
-      </w:r>
-    </w:p>
-    <w:p>
-      <w:pPr>
-        <w:rPr>
-          <w:rFonts w:ascii="Times New Roman" w:hAnsi="Times New Roman" w:cs="Times New Roman"/>
-          <w:i/>
-          <w:iCs/>
-          <w:sz w:val="28"/>
-          <w:szCs w:val="28"/>
-        </w:rPr>
-      </w:pPr>
-      <w:r>
-        <w:rPr>
-          <w:rFonts w:ascii="Times New Roman" w:hAnsi="Times New Roman" w:cs="Times New Roman"/>
-          <w:i/>
-          <w:iCs/>
-          <w:sz w:val="28"/>
-          <w:szCs w:val="28"/>
-        </w:rPr>
-        <w:t>Inputs</w:t>
-      </w:r>
-    </w:p>
-    <w:p>
-      <w:pPr>
-        <w:ind w:left="720" w:hanging="720"/>
-        <w:rPr>
-          <w:rFonts w:ascii="Times New Roman" w:hAnsi="Times New Roman" w:cs="Times New Roman"/>
-          <w:sz w:val="24"/>
-          <w:szCs w:val="24"/>
-        </w:rPr>
-      </w:pPr>
-      <w:r>
-        <w:rPr>
-          <w:rFonts w:ascii="Times New Roman" w:hAnsi="Times New Roman" w:cs="Times New Roman"/>
-          <w:sz w:val="24"/>
-          <w:szCs w:val="24"/>
-        </w:rPr>
-        <w:t>Batched Data Input Directory (string):</w:t>
-      </w:r>
-      <w:r>
-        <w:rPr>
-          <w:rFonts w:ascii="Times New Roman" w:hAnsi="Times New Roman" w:cs="Times New Roman"/>
-          <w:sz w:val="24"/>
-          <w:szCs w:val="24"/>
-        </w:rPr>
-        <w:t xml:space="preserve"> Specify the full path to a </w:t>
-      </w:r>
-      <w:r>
-        <w:rPr>
-          <w:rFonts w:ascii="Times New Roman" w:hAnsi="Times New Roman" w:cs="Times New Roman"/>
-          <w:sz w:val="24"/>
-          <w:szCs w:val="24"/>
-        </w:rPr>
-        <w:t xml:space="preserve">file produced by the Batch function. </w:t>
-      </w:r>
-      <w:r>
-        <w:rPr>
-          <w:rFonts w:ascii="Times New Roman" w:hAnsi="Times New Roman" w:cs="Times New Roman"/>
-          <w:sz w:val="24"/>
-          <w:szCs w:val="24"/>
-        </w:rPr>
-        <w:t>This should ideally be the variables for a single condition</w:t>
-      </w:r>
-      <w:r>
-        <w:rPr>
-          <w:rFonts w:ascii="Times New Roman" w:hAnsi="Times New Roman" w:cs="Times New Roman"/>
-          <w:sz w:val="24"/>
-          <w:szCs w:val="24"/>
-        </w:rPr>
-        <w:t>.</w:t>
-      </w:r>
-    </w:p>
-    <w:p>
-      <w:pPr>
-        <w:ind w:left="720" w:hanging="720"/>
-        <w:rPr>
-          <w:rFonts w:ascii="Times New Roman" w:hAnsi="Times New Roman" w:cs="Times New Roman"/>
-        </w:rPr>
-      </w:pPr>
-      <w:r>
-        <w:rPr>
-          <w:rFonts w:ascii="Times New Roman" w:hAnsi="Times New Roman" w:cs="Times New Roman"/>
-          <w:sz w:val="24"/>
-          <w:szCs w:val="24"/>
-        </w:rPr>
-        <w:t xml:space="preserve">Subject Numbers (comma-separated list): Specify the </w:t>
-      </w:r>
-      <w:r>
-        <w:rPr>
-          <w:rFonts w:ascii="Times New Roman" w:hAnsi="Times New Roman" w:cs="Times New Roman"/>
-          <w:sz w:val="24"/>
-          <w:szCs w:val="24"/>
-        </w:rPr>
-        <w:t>number</w:t>
-      </w:r>
-      <w:r>
-        <w:rPr>
-          <w:rFonts w:ascii="Times New Roman" w:hAnsi="Times New Roman" w:cs="Times New Roman"/>
-          <w:sz w:val="24"/>
-          <w:szCs w:val="24"/>
-        </w:rPr>
-        <w:t xml:space="preserve"> of subjects you’d like to </w:t>
-      </w:r>
-      <w:r>
-        <w:rPr>
-          <w:rFonts w:ascii="Times New Roman" w:hAnsi="Times New Roman" w:cs="Times New Roman"/>
-          <w:sz w:val="24"/>
-          <w:szCs w:val="24"/>
-        </w:rPr>
-        <w:t xml:space="preserve">assess separated by commas without whitespaces in between. Alternatively, you may enter ‘All’ if you would like to produce the quality check graphs </w:t>
-      </w:r>
-      <w:r>
-        <w:rPr>
-          <w:rFonts w:ascii="Times New Roman" w:hAnsi="Times New Roman" w:cs="Times New Roman"/>
-          <w:sz w:val="24"/>
-          <w:szCs w:val="24"/>
-        </w:rPr>
-        <w:t>for each subject in the input file.</w:t>
-      </w:r>
-    </w:p>
-    <w:p>
-      <w:pPr>
-        <w:pStyle w:val="Caption"/>
-        <w:keepNext/>
-        <w:jc w:val="center"/>
-        <w:rPr>
-          <w:rFonts w:ascii="Times New Roman" w:hAnsi="Times New Roman" w:cs="Times New Roman"/>
-          <w:color w:val="auto"/>
-        </w:rPr>
-      </w:pPr>
-      <w:r>
-        <w:rPr>
-          <w:rFonts w:ascii="Times New Roman" w:hAnsi="Times New Roman" w:cs="Times New Roman"/>
-          <w:color w:val="auto"/>
-        </w:rPr>
-        <w:t xml:space="preserve">Figure </w:t>
-      </w:r>
-      <w:r>
-        <w:rPr>
-          <w:rFonts w:ascii="Times New Roman" w:hAnsi="Times New Roman" w:cs="Times New Roman"/>
-          <w:color w:val="auto"/>
-        </w:rPr>
-        <w:fldChar w:fldCharType="begin"/>
-      </w:r>
-      <w:r>
-        <w:rPr>
-          <w:rFonts w:ascii="Times New Roman" w:hAnsi="Times New Roman" w:cs="Times New Roman"/>
-          <w:color w:val="auto"/>
-        </w:rPr>
-        <w:instrText xml:space="preserve"> SEQ Figure \* ARABIC </w:instrText>
-      </w:r>
-      <w:r>
-        <w:rPr>
-          <w:rFonts w:ascii="Times New Roman" w:hAnsi="Times New Roman" w:cs="Times New Roman"/>
-          <w:color w:val="auto"/>
-        </w:rPr>
-        <w:fldChar w:fldCharType="separate"/>
-      </w:r>
-      <w:r>
-        <w:rPr>
-          <w:rFonts w:ascii="Times New Roman" w:hAnsi="Times New Roman" w:cs="Times New Roman"/>
-          <w:noProof/>
-          <w:color w:val="auto"/>
-        </w:rPr>
-        <w:t>21</w:t>
-      </w:r>
-      <w:r>
-        <w:rPr>
-          <w:rFonts w:ascii="Times New Roman" w:hAnsi="Times New Roman" w:cs="Times New Roman"/>
-          <w:color w:val="auto"/>
-        </w:rPr>
-        <w:fldChar w:fldCharType="end"/>
-      </w:r>
-      <w:r>
-        <w:rPr>
-          <w:rFonts w:ascii="Times New Roman" w:hAnsi="Times New Roman" w:cs="Times New Roman"/>
-          <w:color w:val="auto"/>
-        </w:rPr>
-        <w:t>: A view of the Quality Check tab with</w:t>
-      </w:r>
-      <w:r>
-        <w:rPr>
-          <w:rFonts w:ascii="Times New Roman" w:hAnsi="Times New Roman" w:cs="Times New Roman"/>
-          <w:color w:val="auto"/>
-        </w:rPr>
-        <w:t xml:space="preserve"> both</w:t>
-      </w:r>
-      <w:r>
-        <w:rPr>
-          <w:rFonts w:ascii="Times New Roman" w:hAnsi="Times New Roman" w:cs="Times New Roman"/>
-          <w:color w:val="auto"/>
-        </w:rPr>
-        <w:t xml:space="preserve"> entries.</w:t>
-      </w:r>
-    </w:p>
-    <w:p>
-      <w:pPr>
-        <w:jc w:val="center"/>
-        <w:rPr>
-          <w:rFonts w:ascii="Times New Roman" w:hAnsi="Times New Roman" w:cs="Times New Roman"/>
-        </w:rPr>
-      </w:pPr>
-      <w:r>
-        <w:rPr>
-          <w:rFonts w:ascii="Times New Roman" w:hAnsi="Times New Roman" w:cs="Times New Roman"/>
-          <w:noProof/>
-        </w:rPr>
-        <w:drawing>
-          <wp:inline distT="0" distB="0" distL="0" distR="0" wp14:anchorId="33345D3F" wp14:editId="18617F24">
-            <wp:extent cx="4257675" cy="1332065"/>
-            <wp:effectExtent l="19050" t="19050" r="9525" b="20955"/>
-            <wp:docPr id="1445211031" name="Picture 33"/>
-            <wp:cNvGraphicFramePr>
-              <a:graphicFrameLocks xmlns:a="http://schemas.openxmlformats.org/drawingml/2006/main" noChangeAspect="1"/>
-            </wp:cNvGraphicFramePr>
-            <a:graphic xmlns:a="http://schemas.openxmlformats.org/drawingml/2006/main">
-              <a:graphicData uri="http://schemas.openxmlformats.org/drawingml/2006/picture">
-                <pic:pic xmlns:pic="http://schemas.openxmlformats.org/drawingml/2006/picture">
-                  <pic:nvPicPr>
-                    <pic:cNvPr id="0" name="Picture 33"/>
+                    <pic:cNvPr id="0" name="Picture 4"/>
                     <pic:cNvPicPr>
                       <a:picLocks noChangeAspect="1" noChangeArrowheads="1"/>
                     </pic:cNvPicPr>
@@ -9138,7 +9085,7 @@
                   <pic:spPr bwMode="auto">
                     <a:xfrm>
                       <a:off x="0" y="0"/>
-                      <a:ext cx="4266126" cy="1334709"/>
+                      <a:ext cx="3659720" cy="2953286"/>
                     </a:xfrm>
                     <a:prstGeom prst="rect">
                       <a:avLst/>
@@ -9163,66 +9110,209 @@
       <w:pPr>
         <w:rPr>
           <w:rFonts w:ascii="Times New Roman" w:hAnsi="Times New Roman" w:cs="Times New Roman"/>
-          <w:sz w:val="24"/>
-          <w:szCs w:val="24"/>
-        </w:rPr>
-      </w:pPr>
-      <w:r>
-        <w:rPr>
-          <w:rFonts w:ascii="Times New Roman" w:hAnsi="Times New Roman" w:cs="Times New Roman"/>
-          <w:sz w:val="24"/>
-          <w:szCs w:val="24"/>
-        </w:rPr>
-        <w:t xml:space="preserve">Figure 21 shows the Quality Checking window that </w:t>
-      </w:r>
-      <w:r>
-        <w:rPr>
-          <w:rFonts w:ascii="Times New Roman" w:hAnsi="Times New Roman" w:cs="Times New Roman"/>
-          <w:sz w:val="24"/>
-          <w:szCs w:val="24"/>
-        </w:rPr>
-        <w:t>appears after ‘Check Quality’ successfully executes. Please note that if you type ‘All’ for the Subject Numbers entry it will take some time to produce the plots</w:t>
-      </w:r>
-      <w:r>
-        <w:rPr>
-          <w:rFonts w:ascii="Times New Roman" w:hAnsi="Times New Roman" w:cs="Times New Roman"/>
-          <w:sz w:val="24"/>
-          <w:szCs w:val="24"/>
-        </w:rPr>
-        <w:t xml:space="preserve">. In the bottom right and left corners of the window the Next and Previous buttons will progress you through the quality </w:t>
-      </w:r>
-      <w:r>
-        <w:rPr>
-          <w:rFonts w:ascii="Times New Roman" w:hAnsi="Times New Roman" w:cs="Times New Roman"/>
-          <w:sz w:val="24"/>
-          <w:szCs w:val="24"/>
-        </w:rPr>
-        <w:lastRenderedPageBreak/>
-        <w:t>checks</w:t>
-      </w:r>
-      <w:r>
-        <w:rPr>
-          <w:rFonts w:ascii="Times New Roman" w:hAnsi="Times New Roman" w:cs="Times New Roman"/>
-          <w:sz w:val="24"/>
-          <w:szCs w:val="24"/>
-        </w:rPr>
-        <w:t xml:space="preserve">. The Subject number is displayed in the title as the order in which the subject is in the file. For example, if the input file has true subject numbers 3,4,6,8 then this window will display Subject Number 1 for your true subject number 3. </w:t>
-      </w:r>
-      <w:r>
-        <w:rPr>
-          <w:rFonts w:ascii="Times New Roman" w:hAnsi="Times New Roman" w:cs="Times New Roman"/>
-          <w:sz w:val="24"/>
-          <w:szCs w:val="24"/>
-        </w:rPr>
-        <w:t xml:space="preserve">This function produces 3x3 plots of the variables in the input file and </w:t>
-      </w:r>
-      <w:r>
-        <w:rPr>
-          <w:rFonts w:ascii="Times New Roman" w:hAnsi="Times New Roman" w:cs="Times New Roman"/>
-          <w:sz w:val="24"/>
-          <w:szCs w:val="24"/>
-        </w:rPr>
-        <w:t>the Page number is displayed in the title. A file with 27 variables will have three pages per subject (9 variables X 3 pages).</w:t>
+          <w:i/>
+          <w:iCs/>
+          <w:sz w:val="28"/>
+          <w:szCs w:val="28"/>
+        </w:rPr>
+      </w:pPr>
+      <w:r>
+        <w:rPr>
+          <w:rFonts w:ascii="Times New Roman" w:hAnsi="Times New Roman" w:cs="Times New Roman"/>
+          <w:i/>
+          <w:iCs/>
+          <w:sz w:val="28"/>
+          <w:szCs w:val="28"/>
+        </w:rPr>
+        <w:t>Inputs</w:t>
+      </w:r>
+    </w:p>
+    <w:p>
+      <w:pPr>
+        <w:ind w:left="720" w:hanging="720"/>
+        <w:rPr>
+          <w:rFonts w:ascii="Times New Roman" w:hAnsi="Times New Roman" w:cs="Times New Roman"/>
+          <w:sz w:val="24"/>
+          <w:szCs w:val="24"/>
+        </w:rPr>
+      </w:pPr>
+      <w:r>
+        <w:rPr>
+          <w:rFonts w:ascii="Times New Roman" w:hAnsi="Times New Roman" w:cs="Times New Roman"/>
+          <w:sz w:val="24"/>
+          <w:szCs w:val="24"/>
+        </w:rPr>
+        <w:t>Batched Data Input Directory (string):</w:t>
+      </w:r>
+      <w:r>
+        <w:rPr>
+          <w:rFonts w:ascii="Times New Roman" w:hAnsi="Times New Roman" w:cs="Times New Roman"/>
+          <w:sz w:val="24"/>
+          <w:szCs w:val="24"/>
+        </w:rPr>
+        <w:t xml:space="preserve"> Specify the full path to a </w:t>
+      </w:r>
+      <w:r>
+        <w:rPr>
+          <w:rFonts w:ascii="Times New Roman" w:hAnsi="Times New Roman" w:cs="Times New Roman"/>
+          <w:sz w:val="24"/>
+          <w:szCs w:val="24"/>
+        </w:rPr>
+        <w:t xml:space="preserve">file produced by the Batch function. </w:t>
+      </w:r>
+      <w:r>
+        <w:rPr>
+          <w:rFonts w:ascii="Times New Roman" w:hAnsi="Times New Roman" w:cs="Times New Roman"/>
+          <w:sz w:val="24"/>
+          <w:szCs w:val="24"/>
+        </w:rPr>
+        <w:t>This should ideally be the variables for a single condition</w:t>
+      </w:r>
+      <w:r>
+        <w:rPr>
+          <w:rFonts w:ascii="Times New Roman" w:hAnsi="Times New Roman" w:cs="Times New Roman"/>
+          <w:sz w:val="24"/>
+          <w:szCs w:val="24"/>
+        </w:rPr>
+        <w:t>.</w:t>
+      </w:r>
+    </w:p>
+    <w:p>
+      <w:pPr>
+        <w:ind w:left="720" w:hanging="720"/>
+        <w:rPr>
+          <w:rFonts w:ascii="Times New Roman" w:hAnsi="Times New Roman" w:cs="Times New Roman"/>
+        </w:rPr>
+      </w:pPr>
+      <w:r>
+        <w:rPr>
+          <w:rFonts w:ascii="Times New Roman" w:hAnsi="Times New Roman" w:cs="Times New Roman"/>
+          <w:sz w:val="24"/>
+          <w:szCs w:val="24"/>
+        </w:rPr>
+        <w:t>File Position(s)</w:t>
+      </w:r>
+      <w:r>
+        <w:rPr>
+          <w:rFonts w:ascii="Times New Roman" w:hAnsi="Times New Roman" w:cs="Times New Roman"/>
+          <w:sz w:val="24"/>
+          <w:szCs w:val="24"/>
+        </w:rPr>
+        <w:t xml:space="preserve"> (comma-separated list): Specify the </w:t>
+      </w:r>
+      <w:r>
+        <w:rPr>
+          <w:rFonts w:ascii="Times New Roman" w:hAnsi="Times New Roman" w:cs="Times New Roman"/>
+          <w:sz w:val="24"/>
+          <w:szCs w:val="24"/>
+        </w:rPr>
+        <w:t>number</w:t>
+      </w:r>
+      <w:r>
+        <w:rPr>
+          <w:rFonts w:ascii="Times New Roman" w:hAnsi="Times New Roman" w:cs="Times New Roman"/>
+          <w:sz w:val="24"/>
+          <w:szCs w:val="24"/>
+        </w:rPr>
+        <w:t xml:space="preserve">, as a position, of the file(s) </w:t>
+      </w:r>
+      <w:r>
+        <w:rPr>
+          <w:rFonts w:ascii="Times New Roman" w:hAnsi="Times New Roman" w:cs="Times New Roman"/>
+          <w:sz w:val="24"/>
+          <w:szCs w:val="24"/>
+        </w:rPr>
+        <w:t xml:space="preserve">you’d like to </w:t>
+      </w:r>
+      <w:r>
+        <w:rPr>
+          <w:rFonts w:ascii="Times New Roman" w:hAnsi="Times New Roman" w:cs="Times New Roman"/>
+          <w:sz w:val="24"/>
+          <w:szCs w:val="24"/>
+        </w:rPr>
+        <w:t xml:space="preserve">assess separated by commas without whitespaces in between. Alternatively, you may enter ‘All’ if you would like to produce the quality check graphs </w:t>
+      </w:r>
+      <w:r>
+        <w:rPr>
+          <w:rFonts w:ascii="Times New Roman" w:hAnsi="Times New Roman" w:cs="Times New Roman"/>
+          <w:sz w:val="24"/>
+          <w:szCs w:val="24"/>
+        </w:rPr>
+        <w:t xml:space="preserve">for each </w:t>
+      </w:r>
+      <w:r>
+        <w:rPr>
+          <w:rFonts w:ascii="Times New Roman" w:hAnsi="Times New Roman" w:cs="Times New Roman"/>
+          <w:sz w:val="24"/>
+          <w:szCs w:val="24"/>
+        </w:rPr>
+        <w:t>file</w:t>
+      </w:r>
+      <w:r>
+        <w:rPr>
+          <w:rFonts w:ascii="Times New Roman" w:hAnsi="Times New Roman" w:cs="Times New Roman"/>
+          <w:sz w:val="24"/>
+          <w:szCs w:val="24"/>
+        </w:rPr>
+        <w:t xml:space="preserve"> in the input file.</w:t>
+      </w:r>
+      <w:r>
+        <w:rPr>
+          <w:rFonts w:ascii="Times New Roman" w:hAnsi="Times New Roman" w:cs="Times New Roman"/>
+          <w:sz w:val="24"/>
+          <w:szCs w:val="24"/>
+        </w:rPr>
+        <w:t xml:space="preserve"> </w:t>
+      </w:r>
+      <w:r>
+        <w:rPr>
+          <w:rFonts w:ascii="Times New Roman" w:hAnsi="Times New Roman" w:cs="Times New Roman"/>
+          <w:sz w:val="24"/>
+          <w:szCs w:val="24"/>
+        </w:rPr>
+        <w:t xml:space="preserve">This may strain systems with poor memory capacities. </w:t>
+      </w:r>
+      <w:r>
+        <w:rPr>
+          <w:rFonts w:ascii="Times New Roman" w:hAnsi="Times New Roman" w:cs="Times New Roman"/>
+          <w:sz w:val="24"/>
+          <w:szCs w:val="24"/>
+        </w:rPr>
+        <w:t xml:space="preserve">For example, if a Batch output file named ‘S1_Right’ contains five different input files (each representing a condition), then typing ‘1,2,3’ would </w:t>
+      </w:r>
+      <w:r>
+        <w:rPr>
+          <w:rFonts w:ascii="Times New Roman" w:hAnsi="Times New Roman" w:cs="Times New Roman"/>
+          <w:sz w:val="24"/>
+          <w:szCs w:val="24"/>
+        </w:rPr>
+        <w:t xml:space="preserve">perform a quality check of the first three conditions. </w:t>
+      </w:r>
+      <w:r>
+        <w:rPr>
+          <w:rFonts w:ascii="Times New Roman" w:hAnsi="Times New Roman" w:cs="Times New Roman"/>
+          <w:sz w:val="24"/>
+          <w:szCs w:val="24"/>
+        </w:rPr>
+        <w:t xml:space="preserve">The values you place here have meaning </w:t>
+      </w:r>
+      <w:r>
+        <w:rPr>
+          <w:rFonts w:ascii="Times New Roman" w:hAnsi="Times New Roman" w:cs="Times New Roman"/>
+          <w:i/>
+          <w:iCs/>
+          <w:sz w:val="24"/>
+          <w:szCs w:val="24"/>
+        </w:rPr>
+        <w:t xml:space="preserve">only </w:t>
+      </w:r>
+      <w:r>
+        <w:rPr>
+          <w:rFonts w:ascii="Times New Roman" w:hAnsi="Times New Roman" w:cs="Times New Roman"/>
+          <w:sz w:val="24"/>
+          <w:szCs w:val="24"/>
+        </w:rPr>
+        <w:t>based on how your Batch output file was constructed.</w:t>
       </w:r>
     </w:p>
     <w:p>
@@ -9269,7 +9359,7 @@
           <w:noProof/>
           <w:color w:val="auto"/>
         </w:rPr>
-        <w:t>22</w:t>
+        <w:t>21</w:t>
       </w:r>
       <w:r>
         <w:rPr>
@@ -9283,7 +9373,21 @@
           <w:rFonts w:ascii="Times New Roman" w:hAnsi="Times New Roman" w:cs="Times New Roman"/>
           <w:color w:val="auto"/>
         </w:rPr>
-        <w:t>:A view of the Quality Checking window with sample data.</w:t>
+        <w:t>: A view of the Quality Check tab with</w:t>
+      </w:r>
+      <w:r>
+        <w:rPr>
+          <w:rFonts w:ascii="Times New Roman" w:hAnsi="Times New Roman" w:cs="Times New Roman"/>
+          <w:color w:val="auto"/>
+        </w:rPr>
+        <w:t xml:space="preserve"> both</w:t>
+      </w:r>
+      <w:r>
+        <w:rPr>
+          <w:rFonts w:ascii="Times New Roman" w:hAnsi="Times New Roman" w:cs="Times New Roman"/>
+          <w:color w:val="auto"/>
+        </w:rPr>
+        <w:t xml:space="preserve"> entries.</w:t>
       </w:r>
     </w:p>
     <w:p>
@@ -9299,10 +9403,10 @@
           <w:noProof/>
         </w:rPr>
         <w:drawing>
-          <wp:inline distT="0" distB="0" distL="0" distR="0" wp14:anchorId="45FC6FF1" wp14:editId="14A21604">
-            <wp:extent cx="4695825" cy="4188050"/>
-            <wp:effectExtent l="19050" t="19050" r="9525" b="22225"/>
-            <wp:docPr id="1229102105" name="Picture 70"/>
+          <wp:inline distT="0" distB="0" distL="0" distR="0" wp14:anchorId="33345D3F" wp14:editId="6D5B4675">
+            <wp:extent cx="3722370" cy="1164588"/>
+            <wp:effectExtent l="19050" t="19050" r="11430" b="17145"/>
+            <wp:docPr id="1445211031" name="Picture 33"/>
             <wp:cNvGraphicFramePr>
               <a:graphicFrameLocks xmlns:a="http://schemas.openxmlformats.org/drawingml/2006/main" noChangeAspect="1"/>
             </wp:cNvGraphicFramePr>
@@ -9310,13 +9414,13 @@
               <a:graphicData uri="http://schemas.openxmlformats.org/drawingml/2006/picture">
                 <pic:pic xmlns:pic="http://schemas.openxmlformats.org/drawingml/2006/picture">
                   <pic:nvPicPr>
-                    <pic:cNvPr id="0" name="Picture 70"/>
+                    <pic:cNvPr id="0" name="Picture 33"/>
                     <pic:cNvPicPr>
                       <a:picLocks noChangeAspect="1" noChangeArrowheads="1"/>
                     </pic:cNvPicPr>
                   </pic:nvPicPr>
                   <pic:blipFill>
-                    <a:blip r:embed="rId37" cstate="print">
+                    <a:blip r:embed="rId37">
                       <a:extLst>
                         <a:ext uri="{28A0092B-C50C-407E-A947-70E740481C1C}">
                           <a14:useLocalDpi xmlns:a14="http://schemas.microsoft.com/office/drawing/2010/main" val="0"/>
@@ -9331,7 +9435,7 @@
                   <pic:spPr bwMode="auto">
                     <a:xfrm>
                       <a:off x="0" y="0"/>
-                      <a:ext cx="4701744" cy="4193329"/>
+                      <a:ext cx="3748533" cy="1172773"/>
                     </a:xfrm>
                     <a:prstGeom prst="rect">
                       <a:avLst/>
@@ -9366,6 +9470,199 @@
           <w:sz w:val="24"/>
           <w:szCs w:val="24"/>
         </w:rPr>
+        <w:t xml:space="preserve">Figure 21 shows the Quality Checking window that </w:t>
+      </w:r>
+      <w:r>
+        <w:rPr>
+          <w:rFonts w:ascii="Times New Roman" w:hAnsi="Times New Roman" w:cs="Times New Roman"/>
+          <w:sz w:val="24"/>
+          <w:szCs w:val="24"/>
+        </w:rPr>
+        <w:t>appears after ‘Check Quality’ successfully executes. Please note that if you type ‘All’ for the Subject Numbers entry it will take some time to produce the plots</w:t>
+      </w:r>
+      <w:r>
+        <w:rPr>
+          <w:rFonts w:ascii="Times New Roman" w:hAnsi="Times New Roman" w:cs="Times New Roman"/>
+          <w:sz w:val="24"/>
+          <w:szCs w:val="24"/>
+        </w:rPr>
+        <w:t xml:space="preserve">. In the </w:t>
+      </w:r>
+      <w:r>
+        <w:rPr>
+          <w:rFonts w:ascii="Times New Roman" w:hAnsi="Times New Roman" w:cs="Times New Roman"/>
+          <w:sz w:val="24"/>
+          <w:szCs w:val="24"/>
+        </w:rPr>
+        <w:lastRenderedPageBreak/>
+        <w:t>bottom right and left corners of the window the Next and Previous buttons will progress you through the quality checks</w:t>
+      </w:r>
+      <w:r>
+        <w:rPr>
+          <w:rFonts w:ascii="Times New Roman" w:hAnsi="Times New Roman" w:cs="Times New Roman"/>
+          <w:sz w:val="24"/>
+          <w:szCs w:val="24"/>
+        </w:rPr>
+        <w:t xml:space="preserve">. The Subject number is displayed in the title as the order in which the subject is in the file. For example, if the input file has true subject numbers 3,4,6,8 then this window will display Subject Number 1 for your true subject number 3. </w:t>
+      </w:r>
+      <w:r>
+        <w:rPr>
+          <w:rFonts w:ascii="Times New Roman" w:hAnsi="Times New Roman" w:cs="Times New Roman"/>
+          <w:sz w:val="24"/>
+          <w:szCs w:val="24"/>
+        </w:rPr>
+        <w:t xml:space="preserve">This function produces 3x3 plots of the variables in the input file and </w:t>
+      </w:r>
+      <w:r>
+        <w:rPr>
+          <w:rFonts w:ascii="Times New Roman" w:hAnsi="Times New Roman" w:cs="Times New Roman"/>
+          <w:sz w:val="24"/>
+          <w:szCs w:val="24"/>
+        </w:rPr>
+        <w:t>the Page number is displayed in the title. A file with 27 variables will have three pages per subject (9 variables X 3 pages).</w:t>
+      </w:r>
+    </w:p>
+    <w:p>
+      <w:pPr>
+        <w:pStyle w:val="Caption"/>
+        <w:keepNext/>
+        <w:jc w:val="center"/>
+        <w:rPr>
+          <w:rFonts w:ascii="Times New Roman" w:hAnsi="Times New Roman" w:cs="Times New Roman"/>
+          <w:color w:val="auto"/>
+        </w:rPr>
+      </w:pPr>
+      <w:r>
+        <w:rPr>
+          <w:rFonts w:ascii="Times New Roman" w:hAnsi="Times New Roman" w:cs="Times New Roman"/>
+          <w:color w:val="auto"/>
+        </w:rPr>
+        <w:t xml:space="preserve">Figure </w:t>
+      </w:r>
+      <w:r>
+        <w:rPr>
+          <w:rFonts w:ascii="Times New Roman" w:hAnsi="Times New Roman" w:cs="Times New Roman"/>
+          <w:color w:val="auto"/>
+        </w:rPr>
+        <w:fldChar w:fldCharType="begin"/>
+      </w:r>
+      <w:r>
+        <w:rPr>
+          <w:rFonts w:ascii="Times New Roman" w:hAnsi="Times New Roman" w:cs="Times New Roman"/>
+          <w:color w:val="auto"/>
+        </w:rPr>
+        <w:instrText xml:space="preserve"> SEQ Figure \* ARABIC </w:instrText>
+      </w:r>
+      <w:r>
+        <w:rPr>
+          <w:rFonts w:ascii="Times New Roman" w:hAnsi="Times New Roman" w:cs="Times New Roman"/>
+          <w:color w:val="auto"/>
+        </w:rPr>
+        <w:fldChar w:fldCharType="separate"/>
+      </w:r>
+      <w:r>
+        <w:rPr>
+          <w:rFonts w:ascii="Times New Roman" w:hAnsi="Times New Roman" w:cs="Times New Roman"/>
+          <w:noProof/>
+          <w:color w:val="auto"/>
+        </w:rPr>
+        <w:t>22</w:t>
+      </w:r>
+      <w:r>
+        <w:rPr>
+          <w:rFonts w:ascii="Times New Roman" w:hAnsi="Times New Roman" w:cs="Times New Roman"/>
+          <w:color w:val="auto"/>
+        </w:rPr>
+        <w:fldChar w:fldCharType="end"/>
+      </w:r>
+      <w:r>
+        <w:rPr>
+          <w:rFonts w:ascii="Times New Roman" w:hAnsi="Times New Roman" w:cs="Times New Roman"/>
+          <w:color w:val="auto"/>
+        </w:rPr>
+        <w:t>:A view of the Quality Checking window with sample data.</w:t>
+      </w:r>
+    </w:p>
+    <w:p>
+      <w:pPr>
+        <w:jc w:val="center"/>
+        <w:rPr>
+          <w:rFonts w:ascii="Times New Roman" w:hAnsi="Times New Roman" w:cs="Times New Roman"/>
+        </w:rPr>
+      </w:pPr>
+      <w:r>
+        <w:rPr>
+          <w:rFonts w:ascii="Times New Roman" w:hAnsi="Times New Roman" w:cs="Times New Roman"/>
+          <w:noProof/>
+        </w:rPr>
+        <w:drawing>
+          <wp:inline distT="0" distB="0" distL="0" distR="0" wp14:anchorId="45FC6FF1" wp14:editId="30994AE7">
+            <wp:extent cx="4600879" cy="4103370"/>
+            <wp:effectExtent l="19050" t="19050" r="28575" b="11430"/>
+            <wp:docPr id="1229102105" name="Picture 70"/>
+            <wp:cNvGraphicFramePr>
+              <a:graphicFrameLocks xmlns:a="http://schemas.openxmlformats.org/drawingml/2006/main" noChangeAspect="1"/>
+            </wp:cNvGraphicFramePr>
+            <a:graphic xmlns:a="http://schemas.openxmlformats.org/drawingml/2006/main">
+              <a:graphicData uri="http://schemas.openxmlformats.org/drawingml/2006/picture">
+                <pic:pic xmlns:pic="http://schemas.openxmlformats.org/drawingml/2006/picture">
+                  <pic:nvPicPr>
+                    <pic:cNvPr id="0" name="Picture 70"/>
+                    <pic:cNvPicPr>
+                      <a:picLocks noChangeAspect="1" noChangeArrowheads="1"/>
+                    </pic:cNvPicPr>
+                  </pic:nvPicPr>
+                  <pic:blipFill>
+                    <a:blip r:embed="rId38" cstate="print">
+                      <a:extLst>
+                        <a:ext uri="{28A0092B-C50C-407E-A947-70E740481C1C}">
+                          <a14:useLocalDpi xmlns:a14="http://schemas.microsoft.com/office/drawing/2010/main" val="0"/>
+                        </a:ext>
+                      </a:extLst>
+                    </a:blip>
+                    <a:srcRect/>
+                    <a:stretch>
+                      <a:fillRect/>
+                    </a:stretch>
+                  </pic:blipFill>
+                  <pic:spPr bwMode="auto">
+                    <a:xfrm>
+                      <a:off x="0" y="0"/>
+                      <a:ext cx="4626882" cy="4126561"/>
+                    </a:xfrm>
+                    <a:prstGeom prst="rect">
+                      <a:avLst/>
+                    </a:prstGeom>
+                    <a:noFill/>
+                    <a:ln>
+                      <a:solidFill>
+                        <a:schemeClr val="bg2">
+                          <a:lumMod val="75000"/>
+                        </a:schemeClr>
+                      </a:solidFill>
+                    </a:ln>
+                  </pic:spPr>
+                </pic:pic>
+              </a:graphicData>
+            </a:graphic>
+          </wp:inline>
+        </w:drawing>
+      </w:r>
+    </w:p>
+    <w:p>
+      <w:pPr>
+        <w:rPr>
+          <w:rFonts w:ascii="Times New Roman" w:hAnsi="Times New Roman" w:cs="Times New Roman"/>
+          <w:sz w:val="24"/>
+          <w:szCs w:val="24"/>
+        </w:rPr>
+      </w:pPr>
+      <w:r>
+        <w:rPr>
+          <w:rFonts w:ascii="Times New Roman" w:hAnsi="Times New Roman" w:cs="Times New Roman"/>
+          <w:sz w:val="24"/>
+          <w:szCs w:val="24"/>
+        </w:rPr>
         <w:t xml:space="preserve">Figure 22 shows the options for saving quality check plots. ‘Save Current’ will save the current plot as one of the following filetypes: PDF, JPG, PNG, or .TIF. ‘Save All’ will save every quality check plot produced into a single PDF file. </w:t>
       </w:r>
     </w:p>
@@ -9460,7 +9757,7 @@
                     </pic:cNvPicPr>
                   </pic:nvPicPr>
                   <pic:blipFill>
-                    <a:blip r:embed="rId38">
+                    <a:blip r:embed="rId39">
                       <a:extLst>
                         <a:ext uri="{28A0092B-C50C-407E-A947-70E740481C1C}">
                           <a14:useLocalDpi xmlns:a14="http://schemas.microsoft.com/office/drawing/2010/main" val="0"/>
@@ -9730,7 +10027,7 @@
                     </pic:cNvPicPr>
                   </pic:nvPicPr>
                   <pic:blipFill>
-                    <a:blip r:embed="rId39">
+                    <a:blip r:embed="rId40">
                       <a:extLst>
                         <a:ext uri="{28A0092B-C50C-407E-A947-70E740481C1C}">
                           <a14:useLocalDpi xmlns:a14="http://schemas.microsoft.com/office/drawing/2010/main" val="0"/>
@@ -10147,15 +10444,79 @@
           <w:sz w:val="24"/>
           <w:szCs w:val="24"/>
         </w:rPr>
-        <w:t xml:space="preserve">black, dotted reference line at y=0 across the ensemble plots. </w:t>
-      </w:r>
-      <w:r>
-        <w:rPr>
-          <w:rFonts w:ascii="Times New Roman" w:hAnsi="Times New Roman" w:cs="Times New Roman"/>
-          <w:sz w:val="24"/>
-          <w:szCs w:val="24"/>
-        </w:rPr>
-        <w:t xml:space="preserve">It is important to note that this should only be checked if you are sure that y=0 is </w:t>
+        <w:t>black, dotted reference line at y</w:t>
+      </w:r>
+      <w:r>
+        <w:rPr>
+          <w:rFonts w:ascii="Times New Roman" w:hAnsi="Times New Roman" w:cs="Times New Roman"/>
+          <w:sz w:val="24"/>
+          <w:szCs w:val="24"/>
+        </w:rPr>
+        <w:t xml:space="preserve"> </w:t>
+      </w:r>
+      <w:r>
+        <w:rPr>
+          <w:rFonts w:ascii="Times New Roman" w:hAnsi="Times New Roman" w:cs="Times New Roman"/>
+          <w:sz w:val="24"/>
+          <w:szCs w:val="24"/>
+        </w:rPr>
+        <w:t>=</w:t>
+      </w:r>
+      <w:r>
+        <w:rPr>
+          <w:rFonts w:ascii="Times New Roman" w:hAnsi="Times New Roman" w:cs="Times New Roman"/>
+          <w:sz w:val="24"/>
+          <w:szCs w:val="24"/>
+        </w:rPr>
+        <w:t xml:space="preserve"> </w:t>
+      </w:r>
+      <w:r>
+        <w:rPr>
+          <w:rFonts w:ascii="Times New Roman" w:hAnsi="Times New Roman" w:cs="Times New Roman"/>
+          <w:sz w:val="24"/>
+          <w:szCs w:val="24"/>
+        </w:rPr>
+        <w:t xml:space="preserve">0 across the ensemble plots. </w:t>
+      </w:r>
+      <w:r>
+        <w:rPr>
+          <w:rFonts w:ascii="Times New Roman" w:hAnsi="Times New Roman" w:cs="Times New Roman"/>
+          <w:sz w:val="24"/>
+          <w:szCs w:val="24"/>
+        </w:rPr>
+        <w:t>It is important to note that this should only be checked if you are sure that y</w:t>
+      </w:r>
+      <w:r>
+        <w:rPr>
+          <w:rFonts w:ascii="Times New Roman" w:hAnsi="Times New Roman" w:cs="Times New Roman"/>
+          <w:sz w:val="24"/>
+          <w:szCs w:val="24"/>
+        </w:rPr>
+        <w:t xml:space="preserve"> </w:t>
+      </w:r>
+      <w:r>
+        <w:rPr>
+          <w:rFonts w:ascii="Times New Roman" w:hAnsi="Times New Roman" w:cs="Times New Roman"/>
+          <w:sz w:val="24"/>
+          <w:szCs w:val="24"/>
+        </w:rPr>
+        <w:t>=</w:t>
+      </w:r>
+      <w:r>
+        <w:rPr>
+          <w:rFonts w:ascii="Times New Roman" w:hAnsi="Times New Roman" w:cs="Times New Roman"/>
+          <w:sz w:val="24"/>
+          <w:szCs w:val="24"/>
+        </w:rPr>
+        <w:t xml:space="preserve"> </w:t>
+      </w:r>
+      <w:r>
+        <w:rPr>
+          <w:rFonts w:ascii="Times New Roman" w:hAnsi="Times New Roman" w:cs="Times New Roman"/>
+          <w:sz w:val="24"/>
+          <w:szCs w:val="24"/>
+        </w:rPr>
+        <w:t xml:space="preserve">0 is </w:t>
       </w:r>
       <w:r>
         <w:rPr>
@@ -10237,7 +10598,7 @@
                     </pic:cNvPicPr>
                   </pic:nvPicPr>
                   <pic:blipFill>
-                    <a:blip r:embed="rId40">
+                    <a:blip r:embed="rId41">
                       <a:extLst>
                         <a:ext uri="{28A0092B-C50C-407E-A947-70E740481C1C}">
                           <a14:useLocalDpi xmlns:a14="http://schemas.microsoft.com/office/drawing/2010/main" val="0"/>
@@ -10357,7 +10718,7 @@
                     </pic:cNvPicPr>
                   </pic:nvPicPr>
                   <pic:blipFill>
-                    <a:blip r:embed="rId41">
+                    <a:blip r:embed="rId42">
                       <a:extLst>
                         <a:ext uri="{28A0092B-C50C-407E-A947-70E740481C1C}">
                           <a14:useLocalDpi xmlns:a14="http://schemas.microsoft.com/office/drawing/2010/main" val="0"/>
@@ -10456,7 +10817,7 @@
                     </pic:cNvPicPr>
                   </pic:nvPicPr>
                   <pic:blipFill>
-                    <a:blip r:embed="rId42">
+                    <a:blip r:embed="rId43">
                       <a:extLst>
                         <a:ext uri="{28A0092B-C50C-407E-A947-70E740481C1C}">
                           <a14:useLocalDpi xmlns:a14="http://schemas.microsoft.com/office/drawing/2010/main" val="0"/>
@@ -10553,7 +10914,7 @@
         </w:rPr>
         <w:t xml:space="preserve"> By default, the matplotlib package is used for plot settings. However, with an accompanying installation of LaTeX, the </w:t>
       </w:r>
-      <w:hyperlink r:id="rId43" w:history="1">
+      <w:hyperlink r:id="rId44" w:history="1">
         <w:r>
           <w:rPr>
             <w:rStyle w:val="Hyperlink"/>
@@ -10668,7 +11029,7 @@
                     </pic:cNvPicPr>
                   </pic:nvPicPr>
                   <pic:blipFill>
-                    <a:blip r:embed="rId44" cstate="print">
+                    <a:blip r:embed="rId45" cstate="print">
                       <a:extLst>
                         <a:ext uri="{28A0092B-C50C-407E-A947-70E740481C1C}">
                           <a14:useLocalDpi xmlns:a14="http://schemas.microsoft.com/office/drawing/2010/main" val="0"/>
@@ -10726,7 +11087,7 @@
                     </pic:cNvPicPr>
                   </pic:nvPicPr>
                   <pic:blipFill>
-                    <a:blip r:embed="rId45" cstate="print">
+                    <a:blip r:embed="rId46" cstate="print">
                       <a:extLst>
                         <a:ext uri="{28A0092B-C50C-407E-A947-70E740481C1C}">
                           <a14:useLocalDpi xmlns:a14="http://schemas.microsoft.com/office/drawing/2010/main" val="0"/>
@@ -10858,7 +11219,7 @@
         </w:rPr>
         <w:t xml:space="preserve"> using the </w:t>
       </w:r>
-      <w:hyperlink r:id="rId46" w:history="1">
+      <w:hyperlink r:id="rId47" w:history="1">
         <w:r>
           <w:rPr>
             <w:rStyle w:val="Hyperlink"/>
@@ -11469,7 +11830,7 @@
                     </pic:cNvPicPr>
                   </pic:nvPicPr>
                   <pic:blipFill>
-                    <a:blip r:embed="rId47">
+                    <a:blip r:embed="rId48">
                       <a:extLst>
                         <a:ext uri="{28A0092B-C50C-407E-A947-70E740481C1C}">
                           <a14:useLocalDpi xmlns:a14="http://schemas.microsoft.com/office/drawing/2010/main" val="0"/>
@@ -11568,7 +11929,7 @@
                     </pic:cNvPicPr>
                   </pic:nvPicPr>
                   <pic:blipFill>
-                    <a:blip r:embed="rId48">
+                    <a:blip r:embed="rId49">
                       <a:extLst>
                         <a:ext uri="{28A0092B-C50C-407E-A947-70E740481C1C}">
                           <a14:useLocalDpi xmlns:a14="http://schemas.microsoft.com/office/drawing/2010/main" val="0"/>
@@ -11666,7 +12027,7 @@
                     </pic:cNvPicPr>
                   </pic:nvPicPr>
                   <pic:blipFill>
-                    <a:blip r:embed="rId49">
+                    <a:blip r:embed="rId50">
                       <a:extLst>
                         <a:ext uri="{28A0092B-C50C-407E-A947-70E740481C1C}">
                           <a14:useLocalDpi xmlns:a14="http://schemas.microsoft.com/office/drawing/2010/main" val="0"/>
@@ -11764,7 +12125,7 @@
                     </pic:cNvPicPr>
                   </pic:nvPicPr>
                   <pic:blipFill>
-                    <a:blip r:embed="rId50">
+                    <a:blip r:embed="rId51">
                       <a:extLst>
                         <a:ext uri="{28A0092B-C50C-407E-A947-70E740481C1C}">
                           <a14:useLocalDpi xmlns:a14="http://schemas.microsoft.com/office/drawing/2010/main" val="0"/>
@@ -11870,7 +12231,7 @@
                     </pic:cNvPicPr>
                   </pic:nvPicPr>
                   <pic:blipFill>
-                    <a:blip r:embed="rId51">
+                    <a:blip r:embed="rId52">
                       <a:extLst>
                         <a:ext uri="{28A0092B-C50C-407E-A947-70E740481C1C}">
                           <a14:useLocalDpi xmlns:a14="http://schemas.microsoft.com/office/drawing/2010/main" val="0"/>
@@ -11975,7 +12336,7 @@
                     </pic:cNvPicPr>
                   </pic:nvPicPr>
                   <pic:blipFill>
-                    <a:blip r:embed="rId52">
+                    <a:blip r:embed="rId53">
                       <a:extLst>
                         <a:ext uri="{28A0092B-C50C-407E-A947-70E740481C1C}">
                           <a14:useLocalDpi xmlns:a14="http://schemas.microsoft.com/office/drawing/2010/main" val="0"/>
@@ -12108,7 +12469,7 @@
                     </pic:cNvPicPr>
                   </pic:nvPicPr>
                   <pic:blipFill>
-                    <a:blip r:embed="rId53">
+                    <a:blip r:embed="rId54">
                       <a:extLst>
                         <a:ext uri="{28A0092B-C50C-407E-A947-70E740481C1C}">
                           <a14:useLocalDpi xmlns:a14="http://schemas.microsoft.com/office/drawing/2010/main" val="0"/>
@@ -12215,7 +12576,7 @@
                     </pic:cNvPicPr>
                   </pic:nvPicPr>
                   <pic:blipFill>
-                    <a:blip r:embed="rId54">
+                    <a:blip r:embed="rId55">
                       <a:extLst>
                         <a:ext uri="{28A0092B-C50C-407E-A947-70E740481C1C}">
                           <a14:useLocalDpi xmlns:a14="http://schemas.microsoft.com/office/drawing/2010/main" val="0"/>
@@ -12800,7 +13161,7 @@
                     </pic:cNvPicPr>
                   </pic:nvPicPr>
                   <pic:blipFill>
-                    <a:blip r:embed="rId55">
+                    <a:blip r:embed="rId56">
                       <a:extLst>
                         <a:ext uri="{28A0092B-C50C-407E-A947-70E740481C1C}">
                           <a14:useLocalDpi xmlns:a14="http://schemas.microsoft.com/office/drawing/2010/main" val="0"/>
@@ -12998,7 +13359,7 @@
                     </pic:cNvPicPr>
                   </pic:nvPicPr>
                   <pic:blipFill>
-                    <a:blip r:embed="rId56">
+                    <a:blip r:embed="rId57">
                       <a:extLst>
                         <a:ext uri="{28A0092B-C50C-407E-A947-70E740481C1C}">
                           <a14:useLocalDpi xmlns:a14="http://schemas.microsoft.com/office/drawing/2010/main" val="0"/>
@@ -13101,7 +13462,7 @@
                     </pic:cNvPicPr>
                   </pic:nvPicPr>
                   <pic:blipFill>
-                    <a:blip r:embed="rId57">
+                    <a:blip r:embed="rId58">
                       <a:extLst>
                         <a:ext uri="{28A0092B-C50C-407E-A947-70E740481C1C}">
                           <a14:useLocalDpi xmlns:a14="http://schemas.microsoft.com/office/drawing/2010/main" val="0"/>
@@ -13217,7 +13578,7 @@
                     </pic:cNvPicPr>
                   </pic:nvPicPr>
                   <pic:blipFill>
-                    <a:blip r:embed="rId58" cstate="print">
+                    <a:blip r:embed="rId59" cstate="print">
                       <a:extLst>
                         <a:ext uri="{28A0092B-C50C-407E-A947-70E740481C1C}">
                           <a14:useLocalDpi xmlns:a14="http://schemas.microsoft.com/office/drawing/2010/main" val="0"/>
@@ -13422,6 +13783,7 @@
         </w:rPr>
         <w:t xml:space="preserve">Pataky TC. One-dimensional statistical parametric mapping in Python. </w:t>
       </w:r>
+      <w:proofErr w:type="spellStart"/>
       <w:r>
         <w:rPr>
           <w:rFonts w:ascii="Times New Roman" w:eastAsia="Times New Roman" w:hAnsi="Times New Roman" w:cs="Times New Roman"/>
@@ -13432,7 +13794,46 @@
           <w:szCs w:val="24"/>
           <w14:ligatures w14:val="none"/>
         </w:rPr>
-        <w:t>Comput Methods Biomech Biomed Engin</w:t>
+        <w:t>Comput</w:t>
+      </w:r>
+      <w:proofErr w:type="spellEnd"/>
+      <w:r>
+        <w:rPr>
+          <w:rFonts w:ascii="Times New Roman" w:eastAsia="Times New Roman" w:hAnsi="Times New Roman" w:cs="Times New Roman"/>
+          <w:i/>
+          <w:iCs/>
+          <w:kern w:val="0"/>
+          <w:sz w:val="24"/>
+          <w:szCs w:val="24"/>
+          <w14:ligatures w14:val="none"/>
+        </w:rPr>
+        <w:t xml:space="preserve"> Methods </w:t>
+      </w:r>
+      <w:proofErr w:type="spellStart"/>
+      <w:r>
+        <w:rPr>
+          <w:rFonts w:ascii="Times New Roman" w:eastAsia="Times New Roman" w:hAnsi="Times New Roman" w:cs="Times New Roman"/>
+          <w:i/>
+          <w:iCs/>
+          <w:kern w:val="0"/>
+          <w:sz w:val="24"/>
+          <w:szCs w:val="24"/>
+          <w14:ligatures w14:val="none"/>
+        </w:rPr>
+        <w:t>Biomech</w:t>
+      </w:r>
+      <w:proofErr w:type="spellEnd"/>
+      <w:r>
+        <w:rPr>
+          <w:rFonts w:ascii="Times New Roman" w:eastAsia="Times New Roman" w:hAnsi="Times New Roman" w:cs="Times New Roman"/>
+          <w:i/>
+          <w:iCs/>
+          <w:kern w:val="0"/>
+          <w:sz w:val="24"/>
+          <w:szCs w:val="24"/>
+          <w14:ligatures w14:val="none"/>
+        </w:rPr>
+        <w:t xml:space="preserve"> Biomed Engin</w:t>
       </w:r>
       <w:r>
         <w:rPr>
@@ -13481,9 +13882,63 @@
           <w:sz w:val="24"/>
           <w:szCs w:val="24"/>
         </w:rPr>
-        <w:t xml:space="preserve">John Garrett, Echedey Luis, H.-H. Peng, Tim Cera, gobinathj, Josh Borrow, Mehmet Keçeci, et al. “Garrettj403/scienceplots: 2.1.1”. Zenodo, November 25, 2023. </w:t>
-      </w:r>
-      <w:hyperlink r:id="rId59" w:history="1">
+        <w:t xml:space="preserve">John Garrett, Echedey Luis, H.-H. Peng, Tim Cera, </w:t>
+      </w:r>
+      <w:proofErr w:type="spellStart"/>
+      <w:r>
+        <w:rPr>
+          <w:rFonts w:ascii="Times New Roman" w:hAnsi="Times New Roman" w:cs="Times New Roman"/>
+          <w:sz w:val="24"/>
+          <w:szCs w:val="24"/>
+        </w:rPr>
+        <w:t>gobinathj</w:t>
+      </w:r>
+      <w:proofErr w:type="spellEnd"/>
+      <w:r>
+        <w:rPr>
+          <w:rFonts w:ascii="Times New Roman" w:hAnsi="Times New Roman" w:cs="Times New Roman"/>
+          <w:sz w:val="24"/>
+          <w:szCs w:val="24"/>
+        </w:rPr>
+        <w:t>, Josh Borrow, Mehmet Keçeci, et al. “Garrettj403/</w:t>
+      </w:r>
+      <w:proofErr w:type="spellStart"/>
+      <w:r>
+        <w:rPr>
+          <w:rFonts w:ascii="Times New Roman" w:hAnsi="Times New Roman" w:cs="Times New Roman"/>
+          <w:sz w:val="24"/>
+          <w:szCs w:val="24"/>
+        </w:rPr>
+        <w:t>scienceplots</w:t>
+      </w:r>
+      <w:proofErr w:type="spellEnd"/>
+      <w:r>
+        <w:rPr>
+          <w:rFonts w:ascii="Times New Roman" w:hAnsi="Times New Roman" w:cs="Times New Roman"/>
+          <w:sz w:val="24"/>
+          <w:szCs w:val="24"/>
+        </w:rPr>
+        <w:t xml:space="preserve">: 2.1.1”. </w:t>
+      </w:r>
+      <w:proofErr w:type="spellStart"/>
+      <w:r>
+        <w:rPr>
+          <w:rFonts w:ascii="Times New Roman" w:hAnsi="Times New Roman" w:cs="Times New Roman"/>
+          <w:sz w:val="24"/>
+          <w:szCs w:val="24"/>
+        </w:rPr>
+        <w:t>Zenodo</w:t>
+      </w:r>
+      <w:proofErr w:type="spellEnd"/>
+      <w:r>
+        <w:rPr>
+          <w:rFonts w:ascii="Times New Roman" w:hAnsi="Times New Roman" w:cs="Times New Roman"/>
+          <w:sz w:val="24"/>
+          <w:szCs w:val="24"/>
+        </w:rPr>
+        <w:t xml:space="preserve">, November 25, 2023. </w:t>
+      </w:r>
+      <w:hyperlink r:id="rId60" w:history="1">
         <w:r>
           <w:rPr>
             <w:rStyle w:val="Hyperlink"/>
@@ -13583,9 +14038,9 @@
       </w:pPr>
     </w:p>
     <w:sectPr>
-      <w:headerReference w:type="default" r:id="rId60"/>
-      <w:footerReference w:type="default" r:id="rId61"/>
-      <w:footerReference w:type="first" r:id="rId62"/>
+      <w:headerReference w:type="default" r:id="rId61"/>
+      <w:footerReference w:type="default" r:id="rId62"/>
+      <w:footerReference w:type="first" r:id="rId63"/>
       <w:pgSz w:w="12240" w:h="15840"/>
       <w:pgMar w:top="720" w:right="720" w:bottom="720" w:left="720" w:header="720" w:footer="720" w:gutter="0"/>
       <w:pgNumType w:start="0"/>
@@ -13704,7 +14159,7 @@
             <w:rPr>
               <w:noProof/>
             </w:rPr>
-            <w:t>Function - EMG (not available)</w:t>
+            <w:t>Function – Ensemble</w:t>
           </w:r>
         </w:fldSimple>
         <w:r>
